--- a/pr-preview/pr-308/algebra-basics.docx
+++ b/pr-preview/pr-308/algebra-basics.docx
@@ -15,7 +15,7 @@
         <w:pStyle w:val="Date"/>
       </w:pPr>
       <w:r>
-        <w:t xml:space="preserve">Last modified: 2026-10-15 02:49:28 (PDT)</w:t>
+        <w:t xml:space="preserve">Last modified: 2026-10-15 05:19:02 (PDT)</w:t>
       </w:r>
     </w:p>
     <w:bookmarkStart w:id="18" w:name="equalities"/>

--- a/pr-preview/pr-308/algebra-basics.docx
+++ b/pr-preview/pr-308/algebra-basics.docx
@@ -15,7 +15,7 @@
         <w:pStyle w:val="Date"/>
       </w:pPr>
       <w:r>
-        <w:t xml:space="preserve">Last modified: 2026-10-15 05:19:02 (PDT)</w:t>
+        <w:t xml:space="preserve">Last modified: 2026-10-15 06:49:18 (PDT)</w:t>
       </w:r>
     </w:p>
     <w:bookmarkStart w:id="18" w:name="equalities"/>
@@ -8815,7 +8815,7 @@
         </w:numPr>
       </w:pPr>
       <w:r>
-        <w:t xml:space="preserve">Show that</w:t>
+        <w:t xml:space="preserve">Factor</w:t>
       </w:r>
       <w:r>
         <w:t xml:space="preserve"> </w:t>
@@ -8863,72 +8863,12 @@
           </m:rPr>
           <m:t>)</m:t>
         </m:r>
-        <m:r>
-          <m:rPr>
-            <m:sty m:val="p"/>
-          </m:rPr>
-          <m:t>=</m:t>
-        </m:r>
-        <m:r>
-          <m:rPr>
-            <m:sty m:val="p"/>
-          </m:rPr>
-          <m:t>(</m:t>
-        </m:r>
-        <m:r>
-          <m:t>x</m:t>
-        </m:r>
-        <m:r>
-          <m:rPr>
-            <m:sty m:val="p"/>
-          </m:rPr>
-          <m:t>−</m:t>
-        </m:r>
-        <m:r>
-          <m:t>1</m:t>
-        </m:r>
-        <m:sSup>
-          <m:e>
-            <m:r>
-              <m:rPr>
-                <m:sty m:val="p"/>
-              </m:rPr>
-              <m:t>)</m:t>
-            </m:r>
-          </m:e>
-          <m:sup>
-            <m:r>
-              <m:t>2</m:t>
-            </m:r>
-          </m:sup>
-        </m:sSup>
-        <m:r>
-          <m:rPr>
-            <m:sty m:val="p"/>
-          </m:rPr>
-          <m:t>(</m:t>
-        </m:r>
-        <m:r>
-          <m:t>x</m:t>
-        </m:r>
-        <m:r>
-          <m:rPr>
-            <m:sty m:val="p"/>
-          </m:rPr>
-          <m:t>+</m:t>
-        </m:r>
-        <m:r>
-          <m:t>2</m:t>
-        </m:r>
-        <m:r>
-          <m:rPr>
-            <m:sty m:val="p"/>
-          </m:rPr>
-          <m:t>)</m:t>
-        </m:r>
-      </m:oMath>
-      <w:r>
-        <w:t xml:space="preserve">.</w:t>
+      </m:oMath>
+      <w:r>
+        <w:t xml:space="preserve"> </w:t>
+      </w:r>
+      <w:r>
+        <w:t xml:space="preserve">completely.</w:t>
       </w:r>
     </w:p>
     <w:p>
@@ -8940,7 +8880,7 @@
         </w:numPr>
       </w:pPr>
       <w:r>
-        <w:t xml:space="preserve">Use part 1 to show that</w:t>
+        <w:t xml:space="preserve">Use part 1 to compare</w:t>
       </w:r>
       <w:r>
         <w:t xml:space="preserve"> </w:t>
@@ -8964,12 +8904,17 @@
           </m:rPr>
           <m:t>)</m:t>
         </m:r>
-        <m:r>
-          <m:rPr>
-            <m:sty m:val="p"/>
-          </m:rPr>
-          <m:t>≥</m:t>
-        </m:r>
+      </m:oMath>
+      <w:r>
+        <w:t xml:space="preserve"> </w:t>
+      </w:r>
+      <w:r>
+        <w:t xml:space="preserve">with</w:t>
+      </w:r>
+      <w:r>
+        <w:t xml:space="preserve"> </w:t>
+      </w:r>
+      <m:oMath>
         <m:r>
           <m:t>f</m:t>
         </m:r>
@@ -9040,6 +8985,84 @@
       </m:oMath>
       <w:r>
         <w:t xml:space="preserve">.</w:t>
+      </w:r>
+      <w:r>
+        <w:t xml:space="preserve"> </w:t>
+      </w:r>
+      <w:r>
+        <w:t xml:space="preserve">Is</w:t>
+      </w:r>
+      <w:r>
+        <w:t xml:space="preserve"> </w:t>
+      </w:r>
+      <m:oMath>
+        <m:r>
+          <m:t>f</m:t>
+        </m:r>
+        <m:r>
+          <m:rPr>
+            <m:sty m:val="p"/>
+          </m:rPr>
+          <m:t>(</m:t>
+        </m:r>
+        <m:r>
+          <m:t>x</m:t>
+        </m:r>
+        <m:r>
+          <m:rPr>
+            <m:sty m:val="p"/>
+          </m:rPr>
+          <m:t>)</m:t>
+        </m:r>
+      </m:oMath>
+      <w:r>
+        <w:t xml:space="preserve"> </w:t>
+      </w:r>
+      <w:r>
+        <w:t xml:space="preserve">larger than, smaller than, or equal to</w:t>
+      </w:r>
+      <w:r>
+        <w:t xml:space="preserve"> </w:t>
+      </w:r>
+      <m:oMath>
+        <m:r>
+          <m:t>f</m:t>
+        </m:r>
+        <m:r>
+          <m:rPr>
+            <m:sty m:val="p"/>
+          </m:rPr>
+          <m:t>(</m:t>
+        </m:r>
+        <m:r>
+          <m:t>1</m:t>
+        </m:r>
+        <m:r>
+          <m:rPr>
+            <m:sty m:val="p"/>
+          </m:rPr>
+          <m:t>)</m:t>
+        </m:r>
+      </m:oMath>
+      <w:r>
+        <w:t xml:space="preserve">,</w:t>
+      </w:r>
+      <w:r>
+        <w:t xml:space="preserve"> </w:t>
+      </w:r>
+      <w:r>
+        <w:t xml:space="preserve">and for which</w:t>
+      </w:r>
+      <w:r>
+        <w:t xml:space="preserve"> </w:t>
+      </w:r>
+      <m:oMath>
+        <m:r>
+          <m:t>x</m:t>
+        </m:r>
+      </m:oMath>
+      <w:r>
+        <w:t xml:space="preserve">?</w:t>
       </w:r>
     </w:p>
     <w:p>
@@ -9905,6 +9928,283 @@
         </m:r>
         <m:r>
           <m:t>1</m:t>
+        </m:r>
+        <m:r>
+          <m:rPr>
+            <m:sty m:val="p"/>
+          </m:rPr>
+          <m:t>)</m:t>
+        </m:r>
+      </m:oMath>
+      <w:r>
+        <w:t xml:space="preserve">.</w:t>
+      </w:r>
+      <w:r>
+        <w:t xml:space="preserve"> </w:t>
+      </w:r>
+      <w:r>
+        <w:t xml:space="preserve">So</w:t>
+      </w:r>
+      <w:r>
+        <w:t xml:space="preserve"> </w:t>
+      </w:r>
+      <m:oMath>
+        <m:r>
+          <m:t>f</m:t>
+        </m:r>
+        <m:r>
+          <m:rPr>
+            <m:sty m:val="p"/>
+          </m:rPr>
+          <m:t>(</m:t>
+        </m:r>
+        <m:r>
+          <m:t>x</m:t>
+        </m:r>
+        <m:r>
+          <m:rPr>
+            <m:sty m:val="p"/>
+          </m:rPr>
+          <m:t>)</m:t>
+        </m:r>
+      </m:oMath>
+      <w:r>
+        <w:t xml:space="preserve"> </w:t>
+      </w:r>
+      <w:r>
+        <w:t xml:space="preserve">is never smaller than</w:t>
+      </w:r>
+      <w:r>
+        <w:t xml:space="preserve"> </w:t>
+      </w:r>
+      <m:oMath>
+        <m:r>
+          <m:t>f</m:t>
+        </m:r>
+        <m:r>
+          <m:rPr>
+            <m:sty m:val="p"/>
+          </m:rPr>
+          <m:t>(</m:t>
+        </m:r>
+        <m:r>
+          <m:t>1</m:t>
+        </m:r>
+        <m:r>
+          <m:rPr>
+            <m:sty m:val="p"/>
+          </m:rPr>
+          <m:t>)</m:t>
+        </m:r>
+      </m:oMath>
+      <w:r>
+        <w:t xml:space="preserve"> </w:t>
+      </w:r>
+      <w:r>
+        <w:t xml:space="preserve">on</w:t>
+      </w:r>
+      <w:r>
+        <w:t xml:space="preserve"> </w:t>
+      </w:r>
+      <m:oMath>
+        <m:r>
+          <m:rPr>
+            <m:sty m:val="p"/>
+          </m:rPr>
+          <m:t>(</m:t>
+        </m:r>
+        <m:r>
+          <m:t>0</m:t>
+        </m:r>
+        <m:r>
+          <m:rPr>
+            <m:sty m:val="p"/>
+          </m:rPr>
+          <m:t>,</m:t>
+        </m:r>
+        <m:r>
+          <m:t>2</m:t>
+        </m:r>
+        <m:r>
+          <m:rPr>
+            <m:sty m:val="p"/>
+          </m:rPr>
+          <m:t>)</m:t>
+        </m:r>
+      </m:oMath>
+      <w:r>
+        <w:t xml:space="preserve">.</w:t>
+      </w:r>
+      <w:r>
+        <w:t xml:space="preserve"> </w:t>
+      </w:r>
+      <w:r>
+        <w:t xml:space="preserve">It equals</w:t>
+      </w:r>
+      <w:r>
+        <w:t xml:space="preserve"> </w:t>
+      </w:r>
+      <m:oMath>
+        <m:r>
+          <m:t>f</m:t>
+        </m:r>
+        <m:r>
+          <m:rPr>
+            <m:sty m:val="p"/>
+          </m:rPr>
+          <m:t>(</m:t>
+        </m:r>
+        <m:r>
+          <m:t>1</m:t>
+        </m:r>
+        <m:r>
+          <m:rPr>
+            <m:sty m:val="p"/>
+          </m:rPr>
+          <m:t>)</m:t>
+        </m:r>
+      </m:oMath>
+      <w:r>
+        <w:t xml:space="preserve"> </w:t>
+      </w:r>
+      <w:r>
+        <w:t xml:space="preserve">only when</w:t>
+      </w:r>
+      <w:r>
+        <w:t xml:space="preserve"> </w:t>
+      </w:r>
+      <m:oMath>
+        <m:r>
+          <m:rPr>
+            <m:sty m:val="p"/>
+          </m:rPr>
+          <m:t>(</m:t>
+        </m:r>
+        <m:r>
+          <m:t>x</m:t>
+        </m:r>
+        <m:r>
+          <m:rPr>
+            <m:sty m:val="p"/>
+          </m:rPr>
+          <m:t>−</m:t>
+        </m:r>
+        <m:r>
+          <m:t>1</m:t>
+        </m:r>
+        <m:sSup>
+          <m:e>
+            <m:r>
+              <m:rPr>
+                <m:sty m:val="p"/>
+              </m:rPr>
+              <m:t>)</m:t>
+            </m:r>
+          </m:e>
+          <m:sup>
+            <m:r>
+              <m:t>2</m:t>
+            </m:r>
+          </m:sup>
+        </m:sSup>
+        <m:r>
+          <m:rPr>
+            <m:sty m:val="p"/>
+          </m:rPr>
+          <m:t>=</m:t>
+        </m:r>
+        <m:r>
+          <m:t>0</m:t>
+        </m:r>
+      </m:oMath>
+      <w:r>
+        <w:t xml:space="preserve">, that is, only at</w:t>
+      </w:r>
+      <w:r>
+        <w:t xml:space="preserve"> </w:t>
+      </w:r>
+      <m:oMath>
+        <m:r>
+          <m:t>x</m:t>
+        </m:r>
+        <m:r>
+          <m:rPr>
+            <m:sty m:val="p"/>
+          </m:rPr>
+          <m:t>=</m:t>
+        </m:r>
+        <m:r>
+          <m:t>1</m:t>
+        </m:r>
+      </m:oMath>
+      <w:r>
+        <w:t xml:space="preserve">,</w:t>
+      </w:r>
+      <w:r>
+        <w:t xml:space="preserve"> </w:t>
+      </w:r>
+      <w:r>
+        <w:t xml:space="preserve">and it is larger than</w:t>
+      </w:r>
+      <w:r>
+        <w:t xml:space="preserve"> </w:t>
+      </w:r>
+      <m:oMath>
+        <m:r>
+          <m:t>f</m:t>
+        </m:r>
+        <m:r>
+          <m:rPr>
+            <m:sty m:val="p"/>
+          </m:rPr>
+          <m:t>(</m:t>
+        </m:r>
+        <m:r>
+          <m:t>1</m:t>
+        </m:r>
+        <m:r>
+          <m:rPr>
+            <m:sty m:val="p"/>
+          </m:rPr>
+          <m:t>)</m:t>
+        </m:r>
+      </m:oMath>
+      <w:r>
+        <w:t xml:space="preserve"> </w:t>
+      </w:r>
+      <w:r>
+        <w:t xml:space="preserve">at every other</w:t>
+      </w:r>
+      <w:r>
+        <w:t xml:space="preserve"> </w:t>
+      </w:r>
+      <m:oMath>
+        <m:r>
+          <m:t>x</m:t>
+        </m:r>
+        <m:r>
+          <m:rPr>
+            <m:sty m:val="p"/>
+          </m:rPr>
+          <m:t>∈</m:t>
+        </m:r>
+        <m:r>
+          <m:rPr>
+            <m:sty m:val="p"/>
+          </m:rPr>
+          <m:t>(</m:t>
+        </m:r>
+        <m:r>
+          <m:t>0</m:t>
+        </m:r>
+        <m:r>
+          <m:rPr>
+            <m:sty m:val="p"/>
+          </m:rPr>
+          <m:t>,</m:t>
+        </m:r>
+        <m:r>
+          <m:t>2</m:t>
         </m:r>
         <m:r>
           <m:rPr>
